--- a/경상국립대학교_규정통합검색_사용자안내.docx
+++ b/경상국립대학교_규정통합검색_사용자안내.docx
@@ -765,7 +765,7 @@
           <w:color w:val="43525A"/>
           <w:sz w:val="24"/>
         </w:rPr>
-        <w:t>Q. 우리 부서 규정이 안 보여요.</w:t>
+        <w:t>Q. 우리 부서 이전 규정이 안 보여요.</w:t>
       </w:r>
     </w:p>
     <w:p>
